--- a/2024级-软件工程-3班第12组-评分表.docx
+++ b/2024级-软件工程-3班第12组-评分表.docx
@@ -124,6 +124,12 @@
             <w:insideH w:val="single" w:color="auto" w:sz="6" w:space="0"/>
             <w:insideV w:val="single" w:color="auto" w:sz="6" w:space="0"/>
           </w:tblBorders>
+          <w:tblCellMar>
+            <w:top w:w="0" w:type="dxa"/>
+            <w:left w:w="108" w:type="dxa"/>
+            <w:bottom w:w="0" w:type="dxa"/>
+            <w:right w:w="108" w:type="dxa"/>
+          </w:tblCellMar>
         </w:tblPrEx>
         <w:trPr>
           <w:trHeight w:val="454" w:hRule="atLeast"/>
@@ -221,8 +227,6 @@
               </w:rPr>
               <w:t>12</w:t>
             </w:r>
-            <w:bookmarkStart w:id="0" w:name="_GoBack"/>
-            <w:bookmarkEnd w:id="0"/>
             <w:r>
               <w:rPr>
                 <w:rFonts w:ascii="SimSun" w:hAnsi="SimSun"/>
@@ -941,10 +945,17 @@
                   </w:pPr>
                   <w:r>
                     <w:rPr>
-                      <w:rFonts w:ascii="SimSun" w:hAnsi="SimSun"/>
-                      <w:sz w:val="14"/>
-                    </w:rPr>
-                    <w:t>多导图页签管理</w:t>
+                      <w:rFonts w:hint="eastAsia" w:ascii="SimSun" w:hAnsi="SimSun"/>
+                      <w:szCs w:val="21"/>
+                    </w:rPr>
+                    <w:t>多</w:t>
+                  </w:r>
+                  <w:r>
+                    <w:rPr>
+                      <w:rFonts w:hint="eastAsia" w:ascii="SimSun" w:hAnsi="SimSun"/>
+                      <w:szCs w:val="21"/>
+                    </w:rPr>
+                    <w:t>导图页签管理</w:t>
                   </w:r>
                 </w:p>
               </w:tc>
@@ -1039,8 +1050,8 @@
                   </w:pPr>
                   <w:r>
                     <w:rPr>
-                      <w:rFonts w:ascii="SimSun" w:hAnsi="SimSun"/>
-                      <w:sz w:val="14"/>
+                      <w:rFonts w:hint="eastAsia" w:ascii="SimSun" w:hAnsi="SimSun"/>
+                      <w:szCs w:val="21"/>
                     </w:rPr>
                     <w:t>节点文本宽度自适应</w:t>
                   </w:r>
@@ -1137,8 +1148,8 @@
                   </w:pPr>
                   <w:r>
                     <w:rPr>
-                      <w:rFonts w:ascii="SimSun" w:hAnsi="SimSun"/>
-                      <w:sz w:val="14"/>
+                      <w:rFonts w:hint="eastAsia" w:ascii="SimSun" w:hAnsi="SimSun"/>
+                      <w:szCs w:val="21"/>
                     </w:rPr>
                     <w:t>中心节点拖拽整树移动</w:t>
                   </w:r>
@@ -1235,8 +1246,8 @@
                   </w:pPr>
                   <w:r>
                     <w:rPr>
-                      <w:rFonts w:ascii="SimSun" w:hAnsi="SimSun"/>
-                      <w:sz w:val="14"/>
+                      <w:rFonts w:hint="eastAsia" w:ascii="SimSun" w:hAnsi="SimSun"/>
+                      <w:szCs w:val="21"/>
                     </w:rPr>
                     <w:t>状态栏与当前导图提示</w:t>
                   </w:r>
@@ -1340,8 +1351,8 @@
                   </w:pPr>
                   <w:r>
                     <w:rPr>
-                      <w:rFonts w:ascii="SimSun" w:hAnsi="SimSun"/>
-                      <w:sz w:val="14"/>
+                      <w:rFonts w:hint="eastAsia" w:ascii="SimSun" w:hAnsi="SimSun"/>
+                      <w:szCs w:val="21"/>
                     </w:rPr>
                     <w:t>保存路径记忆与另存为</w:t>
                   </w:r>
@@ -1452,8 +1463,8 @@
                   </w:pPr>
                   <w:r>
                     <w:rPr>
-                      <w:rFonts w:ascii="SimSun" w:hAnsi="SimSun"/>
-                      <w:sz w:val="14"/>
+                      <w:rFonts w:hint="eastAsia" w:ascii="SimSun" w:hAnsi="SimSun"/>
+                      <w:szCs w:val="21"/>
                     </w:rPr>
                     <w:t>打开同名导图自动替换</w:t>
                   </w:r>
@@ -1560,19 +1571,45 @@
                 </w:tcPr>
                 <w:p>
                   <w:pPr>
+                    <w:jc w:val="both"/>
+                    <w:rPr>
+                      <w:rFonts w:hint="default" w:eastAsia="SimSun"/>
+                      <w:lang w:val="en-US" w:eastAsia="zh-CN"/>
+                    </w:rPr>
+                  </w:pPr>
+                  <w:r>
+                    <w:rPr>
+                      <w:rFonts w:hint="eastAsia" w:ascii="SimSun" w:hAnsi="SimSun"/>
+                      <w:szCs w:val="21"/>
+                      <w:lang w:val="en-US" w:eastAsia="zh-CN"/>
+                    </w:rPr>
+                    <w:t>快捷键创建子节点/兄弟节点、缩小/放大视图</w:t>
+                  </w:r>
+                  <w:bookmarkStart w:id="0" w:name="_GoBack"/>
+                  <w:bookmarkEnd w:id="0"/>
+                </w:p>
+              </w:tc>
+              <w:tc>
+                <w:tcPr>
+                  <w:tcW w:w="756" w:type="dxa"/>
+                  <w:vAlign w:val="center"/>
+                </w:tcPr>
+                <w:p>
+                  <w:pPr>
                     <w:jc w:val="center"/>
-                  </w:pPr>
-                </w:p>
-              </w:tc>
-              <w:tc>
-                <w:tcPr>
-                  <w:tcW w:w="756" w:type="dxa"/>
-                  <w:vAlign w:val="center"/>
-                </w:tcPr>
-                <w:p>
-                  <w:pPr>
-                    <w:jc w:val="center"/>
-                  </w:pPr>
+                    <w:rPr>
+                      <w:rFonts w:hint="eastAsia" w:eastAsia="SimSun"/>
+                      <w:lang w:val="en-US" w:eastAsia="zh-CN"/>
+                    </w:rPr>
+                  </w:pPr>
+                  <w:r>
+                    <w:rPr>
+                      <w:rFonts w:hint="eastAsia" w:ascii="SimSun" w:hAnsi="SimSun"/>
+                      <w:sz w:val="14"/>
+                      <w:lang w:val="en-US" w:eastAsia="zh-CN"/>
+                    </w:rPr>
+                    <w:t>完成</w:t>
+                  </w:r>
                 </w:p>
               </w:tc>
             </w:tr>
